--- a/static/media/4.qd_giam_sat_ktr_giai_the_HT.docx
+++ b/static/media/4.qd_giam_sat_ktr_giai_the_HT.docx
@@ -1194,7 +1194,7 @@
           <w:szCs w:val="28"/>
           <w:lang w:val="nl-NL"/>
         </w:rPr>
-        <w:t>giải thể</w:t>
+        <w:t>thuế</w:t>
       </w:r>
       <w:r>
         <w:rPr>
